--- a/writing/Chapter 3 - 3.6 Project Management Plan/WRITING_GUIDE.docx
+++ b/writing/Chapter 3 - 3.6 Project Management Plan/WRITING_GUIDE.docx
@@ -1365,7 +1365,7 @@
               <w:rPr>
                 <w:sz w:val="16"/>
               </w:rPr>
-              <w:t>Google Form (13 items); AI-judge scores for final system</w:t>
+              <w:t>Google Form (13 items); AI-judge scores for final system (completed, two-judge panel)</w:t>
             </w:r>
           </w:p>
         </w:tc>

--- a/writing/Chapter 3 - 3.6 Project Management Plan/WRITING_GUIDE.docx
+++ b/writing/Chapter 3 - 3.6 Project Management Plan/WRITING_GUIDE.docx
@@ -1548,7 +1548,7 @@
           <w:b/>
           <w:color w:val="B03A00"/>
         </w:rPr>
-        <w:t>[[TEAM TO FILL - one row per member: name, ID, primary responsibilities, secondary responsibilities. Reflect the real division of work, for example: model development and experiments; AI-judge evaluation runs (Nemotron short/long split, Mistral, gpt-oss) and literature review; human evaluation form, data collection and writing.]]</w:t>
+        <w:t>[[TEAM TO FILL - one row per member: name, ID, primary responsibilities, secondary responsibilities. Reflect the real division of work, for example: model development and experiments; AI-judge evaluation runs (Nemotron short/long split, gpt-oss) and literature review; human evaluation form, data collection and writing.]]</w:t>
       </w:r>
     </w:p>
     <w:p>
@@ -1654,7 +1654,7 @@
         <w:t>Judge panel replacement (August 2026).</w:t>
       </w:r>
       <w:r>
-        <w:t xml:space="preserve"> Planned judges became unavailable (Gemini quota limits, retirement of DeepSeek on GitHub Models and of Llama 3.3 on Groq). The panel was rebuilt as Nemotron 3 Ultra, Mistral Large and gpt-oss-120b, and judging was split across two accounts to work around a 50-request daily limit.</w:t>
+        <w:t xml:space="preserve"> Planned judges became unavailable (Gemini quota limits, retirement of DeepSeek on GitHub Models and of Llama 3.3 on Groq). The panel was rebuilt as Nemotron 3 Ultra and gpt-oss-120b, and judging was split across two accounts to work around a 50-request daily limit.</w:t>
       </w:r>
     </w:p>
     <w:p>

--- a/writing/Chapter 3 - 3.6 Project Management Plan/WRITING_GUIDE.docx
+++ b/writing/Chapter 3 - 3.6 Project Management Plan/WRITING_GUIDE.docx
@@ -1365,7 +1365,7 @@
               <w:rPr>
                 <w:sz w:val="16"/>
               </w:rPr>
-              <w:t>Google Form (13 items); AI-judge scores for final system (completed, two-judge panel)</w:t>
+              <w:t>Google Form (8 situations, 3 replies each, rated 1-5 on three dimensions); AI-judge scores for all systems (completed, two-judge panel)</w:t>
             </w:r>
           </w:p>
         </w:tc>
